--- a/website/files/Resume._Lada_borovikovadocx.docx
+++ b/website/files/Resume._Lada_borovikovadocx.docx
@@ -471,7 +471,7 @@
                 <w:szCs w:val="20"/>
               </w:rPr>
               <w:drawing>
-                <wp:inline distT="0" distB="0" distL="0" distR="0" wp14:anchorId="5718F5C9" wp14:editId="7399F24A">
+                <wp:inline distT="0" distB="0" distL="0" distR="0" wp14:anchorId="5718F5C9" wp14:editId="336A37FC">
                   <wp:extent cx="132715" cy="132715"/>
                   <wp:effectExtent l="0" t="0" r="0" b="0"/>
                   <wp:docPr id="699091310" name="Picture 699091310" descr="Logo&#10;&#10;Description automatically generated"/>
@@ -1863,7 +1863,39 @@
                 <w:sz w:val="20"/>
                 <w:szCs w:val="20"/>
               </w:rPr>
-              <w:t>Implemented Retrieval-Augmented Generation (RAG) semantic search for the Orion Document Repository</w:t>
+              <w:t xml:space="preserve">AI-powered </w:t>
+            </w:r>
+            <w:r>
+              <w:rPr>
+                <w:rFonts w:asciiTheme="minorHAnsi" w:hAnsiTheme="minorHAnsi" w:cstheme="minorHAnsi"/>
+                <w:sz w:val="20"/>
+                <w:szCs w:val="20"/>
+              </w:rPr>
+              <w:t xml:space="preserve">Retrieval-Augmented Generation (RAG) semantic search for </w:t>
+            </w:r>
+            <w:r>
+              <w:rPr>
+                <w:rFonts w:asciiTheme="minorHAnsi" w:hAnsiTheme="minorHAnsi" w:cstheme="minorHAnsi"/>
+                <w:sz w:val="20"/>
+                <w:szCs w:val="20"/>
+              </w:rPr>
+              <w:t xml:space="preserve">multiple </w:t>
+            </w:r>
+            <w:r>
+              <w:rPr>
+                <w:rFonts w:asciiTheme="minorHAnsi" w:hAnsiTheme="minorHAnsi" w:cstheme="minorHAnsi"/>
+                <w:sz w:val="20"/>
+                <w:szCs w:val="20"/>
+              </w:rPr>
+              <w:t xml:space="preserve"> Document Repositor</w:t>
+            </w:r>
+            <w:r>
+              <w:rPr>
+                <w:rFonts w:asciiTheme="minorHAnsi" w:hAnsiTheme="minorHAnsi" w:cstheme="minorHAnsi"/>
+                <w:sz w:val="20"/>
+                <w:szCs w:val="20"/>
+              </w:rPr>
+              <w:t>ies</w:t>
             </w:r>
           </w:p>
           <w:p>
@@ -2344,15 +2376,7 @@
                 <w:sz w:val="20"/>
                 <w:szCs w:val="20"/>
               </w:rPr>
-              <w:t xml:space="preserve">digital transformation of </w:t>
-            </w:r>
-            <w:r>
-              <w:rPr>
-                <w:rFonts w:asciiTheme="minorHAnsi" w:hAnsiTheme="minorHAnsi" w:cstheme="minorHAnsi"/>
-                <w:sz w:val="20"/>
-                <w:szCs w:val="20"/>
-              </w:rPr>
-              <w:t>HIPAA-compliant insurance records</w:t>
+              <w:t>digital transformation of HIPAA-compliant insurance records</w:t>
             </w:r>
             <w:r>
               <w:rPr>
